--- a/Lab1_1/Sol/my_sol/ALU.docx
+++ b/Lab1_1/Sol/my_sol/ALU.docx
@@ -7,9 +7,738 @@
         <w:rPr>
           <w:noProof/>
         </w:rPr>
-        <w:drawing>
-          <wp:inline distT="0" distB="0" distL="0" distR="0" wp14:anchorId="7E26C83B" wp14:editId="5F284CD7">
-            <wp:extent cx="5943600" cy="7360285"/>
+        <w:t>1</w:t>
+      </w:r>
+      <w:r>
+        <w:rPr>
+          <w:noProof/>
+        </w:rPr>
+        <w:drawing>
+          <wp:inline distT="0" distB="0" distL="0" distR="0" wp14:anchorId="3EBB9B2F" wp14:editId="7813EB9D">
+            <wp:extent cx="5772150" cy="2543175"/>
+            <wp:effectExtent l="0" t="0" r="0" b="9525"/>
+            <wp:docPr id="826417951" name="Picture 1"/>
+            <wp:cNvGraphicFramePr>
+              <a:graphicFrameLocks xmlns:a="http://schemas.openxmlformats.org/drawingml/2006/main" noChangeAspect="1"/>
+            </wp:cNvGraphicFramePr>
+            <a:graphic xmlns:a="http://schemas.openxmlformats.org/drawingml/2006/main">
+              <a:graphicData uri="http://schemas.openxmlformats.org/drawingml/2006/picture">
+                <pic:pic xmlns:pic="http://schemas.openxmlformats.org/drawingml/2006/picture">
+                  <pic:nvPicPr>
+                    <pic:cNvPr id="826417951" name="Picture 826417951"/>
+                    <pic:cNvPicPr/>
+                  </pic:nvPicPr>
+                  <pic:blipFill>
+                    <a:blip r:embed="rId4">
+                      <a:extLst>
+                        <a:ext uri="{28A0092B-C50C-407E-A947-70E740481C1C}">
+                          <a14:useLocalDpi xmlns:a14="http://schemas.microsoft.com/office/drawing/2010/main" val="0"/>
+                        </a:ext>
+                      </a:extLst>
+                    </a:blip>
+                    <a:stretch>
+                      <a:fillRect/>
+                    </a:stretch>
+                  </pic:blipFill>
+                  <pic:spPr>
+                    <a:xfrm>
+                      <a:off x="0" y="0"/>
+                      <a:ext cx="5772150" cy="2543175"/>
+                    </a:xfrm>
+                    <a:prstGeom prst="rect">
+                      <a:avLst/>
+                    </a:prstGeom>
+                  </pic:spPr>
+                </pic:pic>
+              </a:graphicData>
+            </a:graphic>
+          </wp:inline>
+        </w:drawing>
+      </w:r>
+      <w:r>
+        <w:rPr>
+          <w:noProof/>
+        </w:rPr>
+        <w:drawing>
+          <wp:inline distT="0" distB="0" distL="0" distR="0" wp14:anchorId="7E02A7C3" wp14:editId="36BD160F">
+            <wp:extent cx="5943600" cy="3438525"/>
+            <wp:effectExtent l="0" t="0" r="0" b="9525"/>
+            <wp:docPr id="1632434836" name="Picture 2"/>
+            <wp:cNvGraphicFramePr>
+              <a:graphicFrameLocks xmlns:a="http://schemas.openxmlformats.org/drawingml/2006/main" noChangeAspect="1"/>
+            </wp:cNvGraphicFramePr>
+            <a:graphic xmlns:a="http://schemas.openxmlformats.org/drawingml/2006/main">
+              <a:graphicData uri="http://schemas.openxmlformats.org/drawingml/2006/picture">
+                <pic:pic xmlns:pic="http://schemas.openxmlformats.org/drawingml/2006/picture">
+                  <pic:nvPicPr>
+                    <pic:cNvPr id="1632434836" name="Picture 1632434836"/>
+                    <pic:cNvPicPr/>
+                  </pic:nvPicPr>
+                  <pic:blipFill>
+                    <a:blip r:embed="rId5">
+                      <a:extLst>
+                        <a:ext uri="{28A0092B-C50C-407E-A947-70E740481C1C}">
+                          <a14:useLocalDpi xmlns:a14="http://schemas.microsoft.com/office/drawing/2010/main" val="0"/>
+                        </a:ext>
+                      </a:extLst>
+                    </a:blip>
+                    <a:stretch>
+                      <a:fillRect/>
+                    </a:stretch>
+                  </pic:blipFill>
+                  <pic:spPr>
+                    <a:xfrm>
+                      <a:off x="0" y="0"/>
+                      <a:ext cx="5943600" cy="3438525"/>
+                    </a:xfrm>
+                    <a:prstGeom prst="rect">
+                      <a:avLst/>
+                    </a:prstGeom>
+                  </pic:spPr>
+                </pic:pic>
+              </a:graphicData>
+            </a:graphic>
+          </wp:inline>
+        </w:drawing>
+      </w:r>
+      <w:r>
+        <w:rPr>
+          <w:noProof/>
+        </w:rPr>
+        <w:lastRenderedPageBreak/>
+        <w:drawing>
+          <wp:inline distT="0" distB="0" distL="0" distR="0" wp14:anchorId="20EBFA30" wp14:editId="1AE782C9">
+            <wp:extent cx="5638800" cy="4648200"/>
+            <wp:effectExtent l="0" t="0" r="0" b="0"/>
+            <wp:docPr id="603429640" name="Picture 3"/>
+            <wp:cNvGraphicFramePr>
+              <a:graphicFrameLocks xmlns:a="http://schemas.openxmlformats.org/drawingml/2006/main" noChangeAspect="1"/>
+            </wp:cNvGraphicFramePr>
+            <a:graphic xmlns:a="http://schemas.openxmlformats.org/drawingml/2006/main">
+              <a:graphicData uri="http://schemas.openxmlformats.org/drawingml/2006/picture">
+                <pic:pic xmlns:pic="http://schemas.openxmlformats.org/drawingml/2006/picture">
+                  <pic:nvPicPr>
+                    <pic:cNvPr id="603429640" name="Picture 603429640"/>
+                    <pic:cNvPicPr/>
+                  </pic:nvPicPr>
+                  <pic:blipFill>
+                    <a:blip r:embed="rId6">
+                      <a:extLst>
+                        <a:ext uri="{28A0092B-C50C-407E-A947-70E740481C1C}">
+                          <a14:useLocalDpi xmlns:a14="http://schemas.microsoft.com/office/drawing/2010/main" val="0"/>
+                        </a:ext>
+                      </a:extLst>
+                    </a:blip>
+                    <a:stretch>
+                      <a:fillRect/>
+                    </a:stretch>
+                  </pic:blipFill>
+                  <pic:spPr>
+                    <a:xfrm>
+                      <a:off x="0" y="0"/>
+                      <a:ext cx="5638800" cy="4648200"/>
+                    </a:xfrm>
+                    <a:prstGeom prst="rect">
+                      <a:avLst/>
+                    </a:prstGeom>
+                  </pic:spPr>
+                </pic:pic>
+              </a:graphicData>
+            </a:graphic>
+          </wp:inline>
+        </w:drawing>
+      </w:r>
+    </w:p>
+    <w:p/>
+    <w:p>
+      <w:r>
+        <w:rPr>
+          <w:noProof/>
+        </w:rPr>
+        <w:drawing>
+          <wp:inline distT="0" distB="0" distL="0" distR="0" wp14:anchorId="5296F243" wp14:editId="4B827E8C">
+            <wp:extent cx="5553075" cy="2895600"/>
+            <wp:effectExtent l="0" t="0" r="9525" b="0"/>
+            <wp:docPr id="2108356698" name="Picture 4"/>
+            <wp:cNvGraphicFramePr>
+              <a:graphicFrameLocks xmlns:a="http://schemas.openxmlformats.org/drawingml/2006/main" noChangeAspect="1"/>
+            </wp:cNvGraphicFramePr>
+            <a:graphic xmlns:a="http://schemas.openxmlformats.org/drawingml/2006/main">
+              <a:graphicData uri="http://schemas.openxmlformats.org/drawingml/2006/picture">
+                <pic:pic xmlns:pic="http://schemas.openxmlformats.org/drawingml/2006/picture">
+                  <pic:nvPicPr>
+                    <pic:cNvPr id="2108356698" name="Picture 2108356698"/>
+                    <pic:cNvPicPr/>
+                  </pic:nvPicPr>
+                  <pic:blipFill>
+                    <a:blip r:embed="rId7">
+                      <a:extLst>
+                        <a:ext uri="{28A0092B-C50C-407E-A947-70E740481C1C}">
+                          <a14:useLocalDpi xmlns:a14="http://schemas.microsoft.com/office/drawing/2010/main" val="0"/>
+                        </a:ext>
+                      </a:extLst>
+                    </a:blip>
+                    <a:stretch>
+                      <a:fillRect/>
+                    </a:stretch>
+                  </pic:blipFill>
+                  <pic:spPr>
+                    <a:xfrm>
+                      <a:off x="0" y="0"/>
+                      <a:ext cx="5553075" cy="2895600"/>
+                    </a:xfrm>
+                    <a:prstGeom prst="rect">
+                      <a:avLst/>
+                    </a:prstGeom>
+                  </pic:spPr>
+                </pic:pic>
+              </a:graphicData>
+            </a:graphic>
+          </wp:inline>
+        </w:drawing>
+      </w:r>
+    </w:p>
+    <w:p>
+      <w:r>
+        <w:lastRenderedPageBreak/>
+        <w:t>2</w:t>
+      </w:r>
+    </w:p>
+    <w:p/>
+    <w:p>
+      <w:r>
+        <w:rPr>
+          <w:noProof/>
+        </w:rPr>
+        <w:drawing>
+          <wp:inline distT="0" distB="0" distL="0" distR="0" wp14:anchorId="728ED814" wp14:editId="56BD576E">
+            <wp:extent cx="5943600" cy="656590"/>
+            <wp:effectExtent l="0" t="0" r="0" b="0"/>
+            <wp:docPr id="424294405" name="Picture 5"/>
+            <wp:cNvGraphicFramePr>
+              <a:graphicFrameLocks xmlns:a="http://schemas.openxmlformats.org/drawingml/2006/main" noChangeAspect="1"/>
+            </wp:cNvGraphicFramePr>
+            <a:graphic xmlns:a="http://schemas.openxmlformats.org/drawingml/2006/main">
+              <a:graphicData uri="http://schemas.openxmlformats.org/drawingml/2006/picture">
+                <pic:pic xmlns:pic="http://schemas.openxmlformats.org/drawingml/2006/picture">
+                  <pic:nvPicPr>
+                    <pic:cNvPr id="424294405" name="Picture 424294405"/>
+                    <pic:cNvPicPr/>
+                  </pic:nvPicPr>
+                  <pic:blipFill>
+                    <a:blip r:embed="rId8">
+                      <a:extLst>
+                        <a:ext uri="{28A0092B-C50C-407E-A947-70E740481C1C}">
+                          <a14:useLocalDpi xmlns:a14="http://schemas.microsoft.com/office/drawing/2010/main" val="0"/>
+                        </a:ext>
+                      </a:extLst>
+                    </a:blip>
+                    <a:stretch>
+                      <a:fillRect/>
+                    </a:stretch>
+                  </pic:blipFill>
+                  <pic:spPr>
+                    <a:xfrm>
+                      <a:off x="0" y="0"/>
+                      <a:ext cx="5943600" cy="656590"/>
+                    </a:xfrm>
+                    <a:prstGeom prst="rect">
+                      <a:avLst/>
+                    </a:prstGeom>
+                  </pic:spPr>
+                </pic:pic>
+              </a:graphicData>
+            </a:graphic>
+          </wp:inline>
+        </w:drawing>
+      </w:r>
+      <w:r>
+        <w:rPr>
+          <w:noProof/>
+        </w:rPr>
+        <w:drawing>
+          <wp:inline distT="0" distB="0" distL="0" distR="0" wp14:anchorId="2D27998C" wp14:editId="0EEC54DE">
+            <wp:extent cx="5706271" cy="4401164"/>
+            <wp:effectExtent l="0" t="0" r="8890" b="0"/>
+            <wp:docPr id="1404099594" name="Picture 6"/>
+            <wp:cNvGraphicFramePr>
+              <a:graphicFrameLocks xmlns:a="http://schemas.openxmlformats.org/drawingml/2006/main" noChangeAspect="1"/>
+            </wp:cNvGraphicFramePr>
+            <a:graphic xmlns:a="http://schemas.openxmlformats.org/drawingml/2006/main">
+              <a:graphicData uri="http://schemas.openxmlformats.org/drawingml/2006/picture">
+                <pic:pic xmlns:pic="http://schemas.openxmlformats.org/drawingml/2006/picture">
+                  <pic:nvPicPr>
+                    <pic:cNvPr id="1404099594" name="Picture 1404099594"/>
+                    <pic:cNvPicPr/>
+                  </pic:nvPicPr>
+                  <pic:blipFill>
+                    <a:blip r:embed="rId9">
+                      <a:extLst>
+                        <a:ext uri="{28A0092B-C50C-407E-A947-70E740481C1C}">
+                          <a14:useLocalDpi xmlns:a14="http://schemas.microsoft.com/office/drawing/2010/main" val="0"/>
+                        </a:ext>
+                      </a:extLst>
+                    </a:blip>
+                    <a:stretch>
+                      <a:fillRect/>
+                    </a:stretch>
+                  </pic:blipFill>
+                  <pic:spPr>
+                    <a:xfrm>
+                      <a:off x="0" y="0"/>
+                      <a:ext cx="5706271" cy="4401164"/>
+                    </a:xfrm>
+                    <a:prstGeom prst="rect">
+                      <a:avLst/>
+                    </a:prstGeom>
+                  </pic:spPr>
+                </pic:pic>
+              </a:graphicData>
+            </a:graphic>
+          </wp:inline>
+        </w:drawing>
+      </w:r>
+      <w:r>
+        <w:rPr>
+          <w:noProof/>
+        </w:rPr>
+        <w:lastRenderedPageBreak/>
+        <w:drawing>
+          <wp:inline distT="0" distB="0" distL="0" distR="0" wp14:anchorId="016C4412" wp14:editId="1B807456">
+            <wp:extent cx="5943600" cy="3912870"/>
+            <wp:effectExtent l="0" t="0" r="0" b="0"/>
+            <wp:docPr id="1536699582" name="Picture 7"/>
+            <wp:cNvGraphicFramePr>
+              <a:graphicFrameLocks xmlns:a="http://schemas.openxmlformats.org/drawingml/2006/main" noChangeAspect="1"/>
+            </wp:cNvGraphicFramePr>
+            <a:graphic xmlns:a="http://schemas.openxmlformats.org/drawingml/2006/main">
+              <a:graphicData uri="http://schemas.openxmlformats.org/drawingml/2006/picture">
+                <pic:pic xmlns:pic="http://schemas.openxmlformats.org/drawingml/2006/picture">
+                  <pic:nvPicPr>
+                    <pic:cNvPr id="1536699582" name="Picture 1536699582"/>
+                    <pic:cNvPicPr/>
+                  </pic:nvPicPr>
+                  <pic:blipFill>
+                    <a:blip r:embed="rId10">
+                      <a:extLst>
+                        <a:ext uri="{28A0092B-C50C-407E-A947-70E740481C1C}">
+                          <a14:useLocalDpi xmlns:a14="http://schemas.microsoft.com/office/drawing/2010/main" val="0"/>
+                        </a:ext>
+                      </a:extLst>
+                    </a:blip>
+                    <a:stretch>
+                      <a:fillRect/>
+                    </a:stretch>
+                  </pic:blipFill>
+                  <pic:spPr>
+                    <a:xfrm>
+                      <a:off x="0" y="0"/>
+                      <a:ext cx="5943600" cy="3912870"/>
+                    </a:xfrm>
+                    <a:prstGeom prst="rect">
+                      <a:avLst/>
+                    </a:prstGeom>
+                  </pic:spPr>
+                </pic:pic>
+              </a:graphicData>
+            </a:graphic>
+          </wp:inline>
+        </w:drawing>
+      </w:r>
+      <w:r>
+        <w:rPr>
+          <w:noProof/>
+        </w:rPr>
+        <w:drawing>
+          <wp:inline distT="0" distB="0" distL="0" distR="0" wp14:anchorId="053249C3" wp14:editId="389E9D5F">
+            <wp:extent cx="5943600" cy="3287395"/>
+            <wp:effectExtent l="0" t="0" r="0" b="8255"/>
+            <wp:docPr id="2134496036" name="Picture 8"/>
+            <wp:cNvGraphicFramePr>
+              <a:graphicFrameLocks xmlns:a="http://schemas.openxmlformats.org/drawingml/2006/main" noChangeAspect="1"/>
+            </wp:cNvGraphicFramePr>
+            <a:graphic xmlns:a="http://schemas.openxmlformats.org/drawingml/2006/main">
+              <a:graphicData uri="http://schemas.openxmlformats.org/drawingml/2006/picture">
+                <pic:pic xmlns:pic="http://schemas.openxmlformats.org/drawingml/2006/picture">
+                  <pic:nvPicPr>
+                    <pic:cNvPr id="2134496036" name="Picture 2134496036"/>
+                    <pic:cNvPicPr/>
+                  </pic:nvPicPr>
+                  <pic:blipFill>
+                    <a:blip r:embed="rId11">
+                      <a:extLst>
+                        <a:ext uri="{28A0092B-C50C-407E-A947-70E740481C1C}">
+                          <a14:useLocalDpi xmlns:a14="http://schemas.microsoft.com/office/drawing/2010/main" val="0"/>
+                        </a:ext>
+                      </a:extLst>
+                    </a:blip>
+                    <a:stretch>
+                      <a:fillRect/>
+                    </a:stretch>
+                  </pic:blipFill>
+                  <pic:spPr>
+                    <a:xfrm>
+                      <a:off x="0" y="0"/>
+                      <a:ext cx="5943600" cy="3287395"/>
+                    </a:xfrm>
+                    <a:prstGeom prst="rect">
+                      <a:avLst/>
+                    </a:prstGeom>
+                  </pic:spPr>
+                </pic:pic>
+              </a:graphicData>
+            </a:graphic>
+          </wp:inline>
+        </w:drawing>
+      </w:r>
+      <w:r>
+        <w:rPr>
+          <w:noProof/>
+        </w:rPr>
+        <w:lastRenderedPageBreak/>
+        <w:drawing>
+          <wp:inline distT="0" distB="0" distL="0" distR="0" wp14:anchorId="0845309E" wp14:editId="38081323">
+            <wp:extent cx="5943600" cy="2669540"/>
+            <wp:effectExtent l="0" t="0" r="0" b="0"/>
+            <wp:docPr id="1530401988" name="Picture 9"/>
+            <wp:cNvGraphicFramePr>
+              <a:graphicFrameLocks xmlns:a="http://schemas.openxmlformats.org/drawingml/2006/main" noChangeAspect="1"/>
+            </wp:cNvGraphicFramePr>
+            <a:graphic xmlns:a="http://schemas.openxmlformats.org/drawingml/2006/main">
+              <a:graphicData uri="http://schemas.openxmlformats.org/drawingml/2006/picture">
+                <pic:pic xmlns:pic="http://schemas.openxmlformats.org/drawingml/2006/picture">
+                  <pic:nvPicPr>
+                    <pic:cNvPr id="1530401988" name="Picture 1530401988"/>
+                    <pic:cNvPicPr/>
+                  </pic:nvPicPr>
+                  <pic:blipFill>
+                    <a:blip r:embed="rId12">
+                      <a:extLst>
+                        <a:ext uri="{28A0092B-C50C-407E-A947-70E740481C1C}">
+                          <a14:useLocalDpi xmlns:a14="http://schemas.microsoft.com/office/drawing/2010/main" val="0"/>
+                        </a:ext>
+                      </a:extLst>
+                    </a:blip>
+                    <a:stretch>
+                      <a:fillRect/>
+                    </a:stretch>
+                  </pic:blipFill>
+                  <pic:spPr>
+                    <a:xfrm>
+                      <a:off x="0" y="0"/>
+                      <a:ext cx="5943600" cy="2669540"/>
+                    </a:xfrm>
+                    <a:prstGeom prst="rect">
+                      <a:avLst/>
+                    </a:prstGeom>
+                  </pic:spPr>
+                </pic:pic>
+              </a:graphicData>
+            </a:graphic>
+          </wp:inline>
+        </w:drawing>
+      </w:r>
+      <w:r>
+        <w:rPr>
+          <w:noProof/>
+        </w:rPr>
+        <w:drawing>
+          <wp:inline distT="0" distB="0" distL="0" distR="0" wp14:anchorId="24357387" wp14:editId="2B8007B0">
+            <wp:extent cx="5943600" cy="1543050"/>
+            <wp:effectExtent l="0" t="0" r="0" b="0"/>
+            <wp:docPr id="1218917371" name="Picture 13"/>
+            <wp:cNvGraphicFramePr>
+              <a:graphicFrameLocks xmlns:a="http://schemas.openxmlformats.org/drawingml/2006/main" noChangeAspect="1"/>
+            </wp:cNvGraphicFramePr>
+            <a:graphic xmlns:a="http://schemas.openxmlformats.org/drawingml/2006/main">
+              <a:graphicData uri="http://schemas.openxmlformats.org/drawingml/2006/picture">
+                <pic:pic xmlns:pic="http://schemas.openxmlformats.org/drawingml/2006/picture">
+                  <pic:nvPicPr>
+                    <pic:cNvPr id="1218917371" name="Picture 1218917371"/>
+                    <pic:cNvPicPr/>
+                  </pic:nvPicPr>
+                  <pic:blipFill>
+                    <a:blip r:embed="rId13">
+                      <a:extLst>
+                        <a:ext uri="{28A0092B-C50C-407E-A947-70E740481C1C}">
+                          <a14:useLocalDpi xmlns:a14="http://schemas.microsoft.com/office/drawing/2010/main" val="0"/>
+                        </a:ext>
+                      </a:extLst>
+                    </a:blip>
+                    <a:stretch>
+                      <a:fillRect/>
+                    </a:stretch>
+                  </pic:blipFill>
+                  <pic:spPr>
+                    <a:xfrm>
+                      <a:off x="0" y="0"/>
+                      <a:ext cx="5943600" cy="1543050"/>
+                    </a:xfrm>
+                    <a:prstGeom prst="rect">
+                      <a:avLst/>
+                    </a:prstGeom>
+                  </pic:spPr>
+                </pic:pic>
+              </a:graphicData>
+            </a:graphic>
+          </wp:inline>
+        </w:drawing>
+      </w:r>
+      <w:r>
+        <w:rPr>
+          <w:noProof/>
+        </w:rPr>
+        <w:drawing>
+          <wp:inline distT="0" distB="0" distL="0" distR="0" wp14:anchorId="678BA61C" wp14:editId="69B3B14B">
+            <wp:extent cx="5943600" cy="1333500"/>
+            <wp:effectExtent l="0" t="0" r="0" b="0"/>
+            <wp:docPr id="40754574" name="Picture 14"/>
+            <wp:cNvGraphicFramePr>
+              <a:graphicFrameLocks xmlns:a="http://schemas.openxmlformats.org/drawingml/2006/main" noChangeAspect="1"/>
+            </wp:cNvGraphicFramePr>
+            <a:graphic xmlns:a="http://schemas.openxmlformats.org/drawingml/2006/main">
+              <a:graphicData uri="http://schemas.openxmlformats.org/drawingml/2006/picture">
+                <pic:pic xmlns:pic="http://schemas.openxmlformats.org/drawingml/2006/picture">
+                  <pic:nvPicPr>
+                    <pic:cNvPr id="40754574" name="Picture 40754574"/>
+                    <pic:cNvPicPr/>
+                  </pic:nvPicPr>
+                  <pic:blipFill>
+                    <a:blip r:embed="rId14">
+                      <a:extLst>
+                        <a:ext uri="{28A0092B-C50C-407E-A947-70E740481C1C}">
+                          <a14:useLocalDpi xmlns:a14="http://schemas.microsoft.com/office/drawing/2010/main" val="0"/>
+                        </a:ext>
+                      </a:extLst>
+                    </a:blip>
+                    <a:stretch>
+                      <a:fillRect/>
+                    </a:stretch>
+                  </pic:blipFill>
+                  <pic:spPr>
+                    <a:xfrm>
+                      <a:off x="0" y="0"/>
+                      <a:ext cx="5943600" cy="1333500"/>
+                    </a:xfrm>
+                    <a:prstGeom prst="rect">
+                      <a:avLst/>
+                    </a:prstGeom>
+                  </pic:spPr>
+                </pic:pic>
+              </a:graphicData>
+            </a:graphic>
+          </wp:inline>
+        </w:drawing>
+      </w:r>
+      <w:r>
+        <w:rPr>
+          <w:noProof/>
+        </w:rPr>
+        <w:lastRenderedPageBreak/>
+        <w:drawing>
+          <wp:inline distT="0" distB="0" distL="0" distR="0" wp14:anchorId="78D9E953" wp14:editId="2DA57997">
+            <wp:extent cx="5943600" cy="971550"/>
+            <wp:effectExtent l="0" t="0" r="0" b="0"/>
+            <wp:docPr id="2005410888" name="Picture 15"/>
+            <wp:cNvGraphicFramePr>
+              <a:graphicFrameLocks xmlns:a="http://schemas.openxmlformats.org/drawingml/2006/main" noChangeAspect="1"/>
+            </wp:cNvGraphicFramePr>
+            <a:graphic xmlns:a="http://schemas.openxmlformats.org/drawingml/2006/main">
+              <a:graphicData uri="http://schemas.openxmlformats.org/drawingml/2006/picture">
+                <pic:pic xmlns:pic="http://schemas.openxmlformats.org/drawingml/2006/picture">
+                  <pic:nvPicPr>
+                    <pic:cNvPr id="2005410888" name="Picture 2005410888"/>
+                    <pic:cNvPicPr/>
+                  </pic:nvPicPr>
+                  <pic:blipFill>
+                    <a:blip r:embed="rId15">
+                      <a:extLst>
+                        <a:ext uri="{28A0092B-C50C-407E-A947-70E740481C1C}">
+                          <a14:useLocalDpi xmlns:a14="http://schemas.microsoft.com/office/drawing/2010/main" val="0"/>
+                        </a:ext>
+                      </a:extLst>
+                    </a:blip>
+                    <a:stretch>
+                      <a:fillRect/>
+                    </a:stretch>
+                  </pic:blipFill>
+                  <pic:spPr>
+                    <a:xfrm>
+                      <a:off x="0" y="0"/>
+                      <a:ext cx="5943600" cy="971550"/>
+                    </a:xfrm>
+                    <a:prstGeom prst="rect">
+                      <a:avLst/>
+                    </a:prstGeom>
+                  </pic:spPr>
+                </pic:pic>
+              </a:graphicData>
+            </a:graphic>
+          </wp:inline>
+        </w:drawing>
+      </w:r>
+      <w:r>
+        <w:rPr>
+          <w:noProof/>
+        </w:rPr>
+        <w:drawing>
+          <wp:inline distT="0" distB="0" distL="0" distR="0" wp14:anchorId="0794175D" wp14:editId="40366C8C">
+            <wp:extent cx="5943600" cy="2286000"/>
+            <wp:effectExtent l="0" t="0" r="0" b="0"/>
+            <wp:docPr id="1086987517" name="Picture 16"/>
+            <wp:cNvGraphicFramePr>
+              <a:graphicFrameLocks xmlns:a="http://schemas.openxmlformats.org/drawingml/2006/main" noChangeAspect="1"/>
+            </wp:cNvGraphicFramePr>
+            <a:graphic xmlns:a="http://schemas.openxmlformats.org/drawingml/2006/main">
+              <a:graphicData uri="http://schemas.openxmlformats.org/drawingml/2006/picture">
+                <pic:pic xmlns:pic="http://schemas.openxmlformats.org/drawingml/2006/picture">
+                  <pic:nvPicPr>
+                    <pic:cNvPr id="1086987517" name="Picture 1086987517"/>
+                    <pic:cNvPicPr/>
+                  </pic:nvPicPr>
+                  <pic:blipFill>
+                    <a:blip r:embed="rId16">
+                      <a:extLst>
+                        <a:ext uri="{28A0092B-C50C-407E-A947-70E740481C1C}">
+                          <a14:useLocalDpi xmlns:a14="http://schemas.microsoft.com/office/drawing/2010/main" val="0"/>
+                        </a:ext>
+                      </a:extLst>
+                    </a:blip>
+                    <a:stretch>
+                      <a:fillRect/>
+                    </a:stretch>
+                  </pic:blipFill>
+                  <pic:spPr>
+                    <a:xfrm>
+                      <a:off x="0" y="0"/>
+                      <a:ext cx="5943600" cy="2286000"/>
+                    </a:xfrm>
+                    <a:prstGeom prst="rect">
+                      <a:avLst/>
+                    </a:prstGeom>
+                  </pic:spPr>
+                </pic:pic>
+              </a:graphicData>
+            </a:graphic>
+          </wp:inline>
+        </w:drawing>
+      </w:r>
+    </w:p>
+    <w:p/>
+    <w:p/>
+    <w:p/>
+    <w:p/>
+    <w:p/>
+    <w:p>
+      <w:r>
+        <w:rPr>
+          <w:noProof/>
+        </w:rPr>
+        <w:lastRenderedPageBreak/>
+        <w:t>3</w:t>
+      </w:r>
+      <w:r>
+        <w:rPr>
+          <w:noProof/>
+        </w:rPr>
+        <w:drawing>
+          <wp:inline distT="0" distB="0" distL="0" distR="0" wp14:anchorId="336352FC" wp14:editId="5D820D6A">
+            <wp:extent cx="5943600" cy="3590925"/>
+            <wp:effectExtent l="0" t="0" r="0" b="9525"/>
+            <wp:docPr id="1139651906" name="Picture 10"/>
+            <wp:cNvGraphicFramePr>
+              <a:graphicFrameLocks xmlns:a="http://schemas.openxmlformats.org/drawingml/2006/main" noChangeAspect="1"/>
+            </wp:cNvGraphicFramePr>
+            <a:graphic xmlns:a="http://schemas.openxmlformats.org/drawingml/2006/main">
+              <a:graphicData uri="http://schemas.openxmlformats.org/drawingml/2006/picture">
+                <pic:pic xmlns:pic="http://schemas.openxmlformats.org/drawingml/2006/picture">
+                  <pic:nvPicPr>
+                    <pic:cNvPr id="1139651906" name="Picture 1139651906"/>
+                    <pic:cNvPicPr/>
+                  </pic:nvPicPr>
+                  <pic:blipFill>
+                    <a:blip r:embed="rId17">
+                      <a:extLst>
+                        <a:ext uri="{28A0092B-C50C-407E-A947-70E740481C1C}">
+                          <a14:useLocalDpi xmlns:a14="http://schemas.microsoft.com/office/drawing/2010/main" val="0"/>
+                        </a:ext>
+                      </a:extLst>
+                    </a:blip>
+                    <a:stretch>
+                      <a:fillRect/>
+                    </a:stretch>
+                  </pic:blipFill>
+                  <pic:spPr>
+                    <a:xfrm>
+                      <a:off x="0" y="0"/>
+                      <a:ext cx="5943600" cy="3590925"/>
+                    </a:xfrm>
+                    <a:prstGeom prst="rect">
+                      <a:avLst/>
+                    </a:prstGeom>
+                  </pic:spPr>
+                </pic:pic>
+              </a:graphicData>
+            </a:graphic>
+          </wp:inline>
+        </w:drawing>
+      </w:r>
+      <w:r>
+        <w:rPr>
+          <w:noProof/>
+        </w:rPr>
+        <w:drawing>
+          <wp:inline distT="0" distB="0" distL="0" distR="0" wp14:anchorId="33544E4A" wp14:editId="42A06089">
+            <wp:extent cx="5943600" cy="2038350"/>
+            <wp:effectExtent l="0" t="0" r="0" b="0"/>
+            <wp:docPr id="143794712" name="Picture 11"/>
+            <wp:cNvGraphicFramePr>
+              <a:graphicFrameLocks xmlns:a="http://schemas.openxmlformats.org/drawingml/2006/main" noChangeAspect="1"/>
+            </wp:cNvGraphicFramePr>
+            <a:graphic xmlns:a="http://schemas.openxmlformats.org/drawingml/2006/main">
+              <a:graphicData uri="http://schemas.openxmlformats.org/drawingml/2006/picture">
+                <pic:pic xmlns:pic="http://schemas.openxmlformats.org/drawingml/2006/picture">
+                  <pic:nvPicPr>
+                    <pic:cNvPr id="143794712" name="Picture 143794712"/>
+                    <pic:cNvPicPr/>
+                  </pic:nvPicPr>
+                  <pic:blipFill>
+                    <a:blip r:embed="rId18">
+                      <a:extLst>
+                        <a:ext uri="{28A0092B-C50C-407E-A947-70E740481C1C}">
+                          <a14:useLocalDpi xmlns:a14="http://schemas.microsoft.com/office/drawing/2010/main" val="0"/>
+                        </a:ext>
+                      </a:extLst>
+                    </a:blip>
+                    <a:stretch>
+                      <a:fillRect/>
+                    </a:stretch>
+                  </pic:blipFill>
+                  <pic:spPr>
+                    <a:xfrm>
+                      <a:off x="0" y="0"/>
+                      <a:ext cx="5943600" cy="2038350"/>
+                    </a:xfrm>
+                    <a:prstGeom prst="rect">
+                      <a:avLst/>
+                    </a:prstGeom>
+                  </pic:spPr>
+                </pic:pic>
+              </a:graphicData>
+            </a:graphic>
+          </wp:inline>
+        </w:drawing>
+      </w:r>
+    </w:p>
+    <w:p>
+      <w:r>
+        <w:rPr>
+          <w:noProof/>
+        </w:rPr>
+        <w:lastRenderedPageBreak/>
+        <w:drawing>
+          <wp:inline distT="0" distB="0" distL="0" distR="0" wp14:anchorId="7E26C83B" wp14:editId="6872438C">
+            <wp:extent cx="5029200" cy="5372100"/>
             <wp:effectExtent l="0" t="0" r="0" b="0"/>
             <wp:docPr id="1844696403" name="Picture 1"/>
             <wp:cNvGraphicFramePr>
@@ -23,21 +752,21 @@
                     <pic:cNvPicPr/>
                   </pic:nvPicPr>
                   <pic:blipFill>
-                    <a:blip r:embed="rId4">
-                      <a:extLst>
-                        <a:ext uri="{28A0092B-C50C-407E-A947-70E740481C1C}">
-                          <a14:useLocalDpi xmlns:a14="http://schemas.microsoft.com/office/drawing/2010/main" val="0"/>
-                        </a:ext>
-                      </a:extLst>
-                    </a:blip>
-                    <a:stretch>
-                      <a:fillRect/>
-                    </a:stretch>
-                  </pic:blipFill>
-                  <pic:spPr>
-                    <a:xfrm>
-                      <a:off x="0" y="0"/>
-                      <a:ext cx="5943600" cy="7360285"/>
+                    <a:blip r:embed="rId19">
+                      <a:extLst>
+                        <a:ext uri="{28A0092B-C50C-407E-A947-70E740481C1C}">
+                          <a14:useLocalDpi xmlns:a14="http://schemas.microsoft.com/office/drawing/2010/main" val="0"/>
+                        </a:ext>
+                      </a:extLst>
+                    </a:blip>
+                    <a:stretch>
+                      <a:fillRect/>
+                    </a:stretch>
+                  </pic:blipFill>
+                  <pic:spPr>
+                    <a:xfrm>
+                      <a:off x="0" y="0"/>
+                      <a:ext cx="5029200" cy="5372100"/>
                     </a:xfrm>
                     <a:prstGeom prst="rect">
                       <a:avLst/>
@@ -55,9 +784,9 @@
         </w:rPr>
         <w:lastRenderedPageBreak/>
         <w:drawing>
-          <wp:inline distT="0" distB="0" distL="0" distR="0" wp14:anchorId="0C2A0B03" wp14:editId="2818CE51">
-            <wp:extent cx="5943600" cy="5417820"/>
-            <wp:effectExtent l="0" t="0" r="0" b="0"/>
+          <wp:inline distT="0" distB="0" distL="0" distR="0" wp14:anchorId="0C2A0B03" wp14:editId="7DE7A48E">
+            <wp:extent cx="5943600" cy="4124325"/>
+            <wp:effectExtent l="0" t="0" r="0" b="9525"/>
             <wp:docPr id="1809500095" name="Picture 2"/>
             <wp:cNvGraphicFramePr>
               <a:graphicFrameLocks xmlns:a="http://schemas.openxmlformats.org/drawingml/2006/main" noChangeAspect="1"/>
@@ -70,41 +799,40 @@
                     <pic:cNvPicPr/>
                   </pic:nvPicPr>
                   <pic:blipFill>
-                    <a:blip r:embed="rId5">
-                      <a:extLst>
-                        <a:ext uri="{28A0092B-C50C-407E-A947-70E740481C1C}">
-                          <a14:useLocalDpi xmlns:a14="http://schemas.microsoft.com/office/drawing/2010/main" val="0"/>
-                        </a:ext>
-                      </a:extLst>
-                    </a:blip>
-                    <a:stretch>
-                      <a:fillRect/>
-                    </a:stretch>
-                  </pic:blipFill>
-                  <pic:spPr>
-                    <a:xfrm>
-                      <a:off x="0" y="0"/>
-                      <a:ext cx="5943600" cy="5417820"/>
-                    </a:xfrm>
-                    <a:prstGeom prst="rect">
-                      <a:avLst/>
-                    </a:prstGeom>
-                  </pic:spPr>
-                </pic:pic>
-              </a:graphicData>
-            </a:graphic>
-          </wp:inline>
-        </w:drawing>
-      </w:r>
-      <w:r>
-        <w:rPr>
-          <w:noProof/>
-        </w:rPr>
-        <w:lastRenderedPageBreak/>
-        <w:drawing>
-          <wp:inline distT="0" distB="0" distL="0" distR="0" wp14:anchorId="4F398D18" wp14:editId="5AAFB6B7">
-            <wp:extent cx="5943600" cy="4862830"/>
-            <wp:effectExtent l="0" t="0" r="0" b="0"/>
+                    <a:blip r:embed="rId20">
+                      <a:extLst>
+                        <a:ext uri="{28A0092B-C50C-407E-A947-70E740481C1C}">
+                          <a14:useLocalDpi xmlns:a14="http://schemas.microsoft.com/office/drawing/2010/main" val="0"/>
+                        </a:ext>
+                      </a:extLst>
+                    </a:blip>
+                    <a:stretch>
+                      <a:fillRect/>
+                    </a:stretch>
+                  </pic:blipFill>
+                  <pic:spPr>
+                    <a:xfrm>
+                      <a:off x="0" y="0"/>
+                      <a:ext cx="5943600" cy="4124325"/>
+                    </a:xfrm>
+                    <a:prstGeom prst="rect">
+                      <a:avLst/>
+                    </a:prstGeom>
+                  </pic:spPr>
+                </pic:pic>
+              </a:graphicData>
+            </a:graphic>
+          </wp:inline>
+        </w:drawing>
+      </w:r>
+      <w:r>
+        <w:rPr>
+          <w:noProof/>
+        </w:rPr>
+        <w:drawing>
+          <wp:inline distT="0" distB="0" distL="0" distR="0" wp14:anchorId="4F398D18" wp14:editId="6198A000">
+            <wp:extent cx="5943600" cy="3743325"/>
+            <wp:effectExtent l="0" t="0" r="0" b="9525"/>
             <wp:docPr id="1014256822" name="Picture 3"/>
             <wp:cNvGraphicFramePr>
               <a:graphicFrameLocks xmlns:a="http://schemas.openxmlformats.org/drawingml/2006/main" noChangeAspect="1"/>
@@ -117,21 +845,21 @@
                     <pic:cNvPicPr/>
                   </pic:nvPicPr>
                   <pic:blipFill>
-                    <a:blip r:embed="rId6">
-                      <a:extLst>
-                        <a:ext uri="{28A0092B-C50C-407E-A947-70E740481C1C}">
-                          <a14:useLocalDpi xmlns:a14="http://schemas.microsoft.com/office/drawing/2010/main" val="0"/>
-                        </a:ext>
-                      </a:extLst>
-                    </a:blip>
-                    <a:stretch>
-                      <a:fillRect/>
-                    </a:stretch>
-                  </pic:blipFill>
-                  <pic:spPr>
-                    <a:xfrm>
-                      <a:off x="0" y="0"/>
-                      <a:ext cx="5943600" cy="4862830"/>
+                    <a:blip r:embed="rId21">
+                      <a:extLst>
+                        <a:ext uri="{28A0092B-C50C-407E-A947-70E740481C1C}">
+                          <a14:useLocalDpi xmlns:a14="http://schemas.microsoft.com/office/drawing/2010/main" val="0"/>
+                        </a:ext>
+                      </a:extLst>
+                    </a:blip>
+                    <a:stretch>
+                      <a:fillRect/>
+                    </a:stretch>
+                  </pic:blipFill>
+                  <pic:spPr>
+                    <a:xfrm>
+                      <a:off x="0" y="0"/>
+                      <a:ext cx="5943600" cy="3743325"/>
                     </a:xfrm>
                     <a:prstGeom prst="rect">
                       <a:avLst/>
@@ -164,7 +892,7 @@
                     <pic:cNvPicPr/>
                   </pic:nvPicPr>
                   <pic:blipFill>
-                    <a:blip r:embed="rId7">
+                    <a:blip r:embed="rId22">
                       <a:extLst>
                         <a:ext uri="{28A0092B-C50C-407E-A947-70E740481C1C}">
                           <a14:useLocalDpi xmlns:a14="http://schemas.microsoft.com/office/drawing/2010/main" val="0"/>
@@ -211,7 +939,7 @@
                     <pic:cNvPicPr/>
                   </pic:nvPicPr>
                   <pic:blipFill>
-                    <a:blip r:embed="rId8">
+                    <a:blip r:embed="rId23">
                       <a:extLst>
                         <a:ext uri="{28A0092B-C50C-407E-A947-70E740481C1C}">
                           <a14:useLocalDpi xmlns:a14="http://schemas.microsoft.com/office/drawing/2010/main" val="0"/>
@@ -257,7 +985,7 @@
                     <pic:cNvPicPr/>
                   </pic:nvPicPr>
                   <pic:blipFill>
-                    <a:blip r:embed="rId9">
+                    <a:blip r:embed="rId24">
                       <a:extLst>
                         <a:ext uri="{28A0092B-C50C-407E-A947-70E740481C1C}">
                           <a14:useLocalDpi xmlns:a14="http://schemas.microsoft.com/office/drawing/2010/main" val="0"/>
@@ -309,7 +1037,7 @@
                     <pic:cNvPicPr/>
                   </pic:nvPicPr>
                   <pic:blipFill>
-                    <a:blip r:embed="rId10">
+                    <a:blip r:embed="rId25">
                       <a:extLst>
                         <a:ext uri="{28A0092B-C50C-407E-A947-70E740481C1C}">
                           <a14:useLocalDpi xmlns:a14="http://schemas.microsoft.com/office/drawing/2010/main" val="0"/>
@@ -358,7 +1086,7 @@
                     <pic:cNvPicPr/>
                   </pic:nvPicPr>
                   <pic:blipFill>
-                    <a:blip r:embed="rId11">
+                    <a:blip r:embed="rId26">
                       <a:extLst>
                         <a:ext uri="{28A0092B-C50C-407E-A947-70E740481C1C}">
                           <a14:useLocalDpi xmlns:a14="http://schemas.microsoft.com/office/drawing/2010/main" val="0"/>
@@ -407,7 +1135,7 @@
                     <pic:cNvPicPr/>
                   </pic:nvPicPr>
                   <pic:blipFill>
-                    <a:blip r:embed="rId12">
+                    <a:blip r:embed="rId27">
                       <a:extLst>
                         <a:ext uri="{28A0092B-C50C-407E-A947-70E740481C1C}">
                           <a14:useLocalDpi xmlns:a14="http://schemas.microsoft.com/office/drawing/2010/main" val="0"/>
@@ -422,6 +1150,346 @@
                     <a:xfrm>
                       <a:off x="0" y="0"/>
                       <a:ext cx="5943600" cy="3255645"/>
+                    </a:xfrm>
+                    <a:prstGeom prst="rect">
+                      <a:avLst/>
+                    </a:prstGeom>
+                  </pic:spPr>
+                </pic:pic>
+              </a:graphicData>
+            </a:graphic>
+          </wp:inline>
+        </w:drawing>
+      </w:r>
+    </w:p>
+    <w:p/>
+    <w:p/>
+    <w:p/>
+    <w:p/>
+    <w:p/>
+    <w:p>
+      <w:r>
+        <w:rPr>
+          <w:noProof/>
+        </w:rPr>
+        <w:lastRenderedPageBreak/>
+        <w:t>4</w:t>
+      </w:r>
+      <w:r>
+        <w:rPr>
+          <w:noProof/>
+        </w:rPr>
+        <w:drawing>
+          <wp:inline distT="0" distB="0" distL="0" distR="0" wp14:anchorId="29A01FC7" wp14:editId="360E6349">
+            <wp:extent cx="5943600" cy="397510"/>
+            <wp:effectExtent l="0" t="0" r="0" b="2540"/>
+            <wp:docPr id="647591756" name="Picture 12"/>
+            <wp:cNvGraphicFramePr>
+              <a:graphicFrameLocks xmlns:a="http://schemas.openxmlformats.org/drawingml/2006/main" noChangeAspect="1"/>
+            </wp:cNvGraphicFramePr>
+            <a:graphic xmlns:a="http://schemas.openxmlformats.org/drawingml/2006/main">
+              <a:graphicData uri="http://schemas.openxmlformats.org/drawingml/2006/picture">
+                <pic:pic xmlns:pic="http://schemas.openxmlformats.org/drawingml/2006/picture">
+                  <pic:nvPicPr>
+                    <pic:cNvPr id="647591756" name="Picture 647591756"/>
+                    <pic:cNvPicPr/>
+                  </pic:nvPicPr>
+                  <pic:blipFill>
+                    <a:blip r:embed="rId28">
+                      <a:extLst>
+                        <a:ext uri="{28A0092B-C50C-407E-A947-70E740481C1C}">
+                          <a14:useLocalDpi xmlns:a14="http://schemas.microsoft.com/office/drawing/2010/main" val="0"/>
+                        </a:ext>
+                      </a:extLst>
+                    </a:blip>
+                    <a:stretch>
+                      <a:fillRect/>
+                    </a:stretch>
+                  </pic:blipFill>
+                  <pic:spPr>
+                    <a:xfrm>
+                      <a:off x="0" y="0"/>
+                      <a:ext cx="5943600" cy="397510"/>
+                    </a:xfrm>
+                    <a:prstGeom prst="rect">
+                      <a:avLst/>
+                    </a:prstGeom>
+                  </pic:spPr>
+                </pic:pic>
+              </a:graphicData>
+            </a:graphic>
+          </wp:inline>
+        </w:drawing>
+      </w:r>
+      <w:r>
+        <w:rPr>
+          <w:noProof/>
+        </w:rPr>
+        <w:drawing>
+          <wp:inline distT="0" distB="0" distL="0" distR="0" wp14:anchorId="47DE964B" wp14:editId="05EB96A3">
+            <wp:extent cx="5606415" cy="5124450"/>
+            <wp:effectExtent l="0" t="0" r="0" b="0"/>
+            <wp:docPr id="486030555" name="Picture 17"/>
+            <wp:cNvGraphicFramePr>
+              <a:graphicFrameLocks xmlns:a="http://schemas.openxmlformats.org/drawingml/2006/main" noChangeAspect="1"/>
+            </wp:cNvGraphicFramePr>
+            <a:graphic xmlns:a="http://schemas.openxmlformats.org/drawingml/2006/main">
+              <a:graphicData uri="http://schemas.openxmlformats.org/drawingml/2006/picture">
+                <pic:pic xmlns:pic="http://schemas.openxmlformats.org/drawingml/2006/picture">
+                  <pic:nvPicPr>
+                    <pic:cNvPr id="486030555" name="Picture 486030555"/>
+                    <pic:cNvPicPr/>
+                  </pic:nvPicPr>
+                  <pic:blipFill>
+                    <a:blip r:embed="rId29">
+                      <a:extLst>
+                        <a:ext uri="{28A0092B-C50C-407E-A947-70E740481C1C}">
+                          <a14:useLocalDpi xmlns:a14="http://schemas.microsoft.com/office/drawing/2010/main" val="0"/>
+                        </a:ext>
+                      </a:extLst>
+                    </a:blip>
+                    <a:stretch>
+                      <a:fillRect/>
+                    </a:stretch>
+                  </pic:blipFill>
+                  <pic:spPr>
+                    <a:xfrm>
+                      <a:off x="0" y="0"/>
+                      <a:ext cx="5606415" cy="5124450"/>
+                    </a:xfrm>
+                    <a:prstGeom prst="rect">
+                      <a:avLst/>
+                    </a:prstGeom>
+                  </pic:spPr>
+                </pic:pic>
+              </a:graphicData>
+            </a:graphic>
+          </wp:inline>
+        </w:drawing>
+      </w:r>
+      <w:r>
+        <w:rPr>
+          <w:noProof/>
+        </w:rPr>
+        <w:lastRenderedPageBreak/>
+        <w:drawing>
+          <wp:inline distT="0" distB="0" distL="0" distR="0" wp14:anchorId="05B0D75F" wp14:editId="0BD64DF5">
+            <wp:extent cx="5943600" cy="7393305"/>
+            <wp:effectExtent l="0" t="0" r="0" b="0"/>
+            <wp:docPr id="1790980006" name="Picture 18"/>
+            <wp:cNvGraphicFramePr>
+              <a:graphicFrameLocks xmlns:a="http://schemas.openxmlformats.org/drawingml/2006/main" noChangeAspect="1"/>
+            </wp:cNvGraphicFramePr>
+            <a:graphic xmlns:a="http://schemas.openxmlformats.org/drawingml/2006/main">
+              <a:graphicData uri="http://schemas.openxmlformats.org/drawingml/2006/picture">
+                <pic:pic xmlns:pic="http://schemas.openxmlformats.org/drawingml/2006/picture">
+                  <pic:nvPicPr>
+                    <pic:cNvPr id="1790980006" name="Picture 1790980006"/>
+                    <pic:cNvPicPr/>
+                  </pic:nvPicPr>
+                  <pic:blipFill>
+                    <a:blip r:embed="rId30">
+                      <a:extLst>
+                        <a:ext uri="{28A0092B-C50C-407E-A947-70E740481C1C}">
+                          <a14:useLocalDpi xmlns:a14="http://schemas.microsoft.com/office/drawing/2010/main" val="0"/>
+                        </a:ext>
+                      </a:extLst>
+                    </a:blip>
+                    <a:stretch>
+                      <a:fillRect/>
+                    </a:stretch>
+                  </pic:blipFill>
+                  <pic:spPr>
+                    <a:xfrm>
+                      <a:off x="0" y="0"/>
+                      <a:ext cx="5943600" cy="7393305"/>
+                    </a:xfrm>
+                    <a:prstGeom prst="rect">
+                      <a:avLst/>
+                    </a:prstGeom>
+                  </pic:spPr>
+                </pic:pic>
+              </a:graphicData>
+            </a:graphic>
+          </wp:inline>
+        </w:drawing>
+      </w:r>
+      <w:r>
+        <w:rPr>
+          <w:noProof/>
+        </w:rPr>
+        <w:lastRenderedPageBreak/>
+        <w:drawing>
+          <wp:inline distT="0" distB="0" distL="0" distR="0" wp14:anchorId="3C7086FA" wp14:editId="6D329935">
+            <wp:extent cx="5943600" cy="2628900"/>
+            <wp:effectExtent l="0" t="0" r="0" b="0"/>
+            <wp:docPr id="339672342" name="Picture 19"/>
+            <wp:cNvGraphicFramePr>
+              <a:graphicFrameLocks xmlns:a="http://schemas.openxmlformats.org/drawingml/2006/main" noChangeAspect="1"/>
+            </wp:cNvGraphicFramePr>
+            <a:graphic xmlns:a="http://schemas.openxmlformats.org/drawingml/2006/main">
+              <a:graphicData uri="http://schemas.openxmlformats.org/drawingml/2006/picture">
+                <pic:pic xmlns:pic="http://schemas.openxmlformats.org/drawingml/2006/picture">
+                  <pic:nvPicPr>
+                    <pic:cNvPr id="339672342" name="Picture 339672342"/>
+                    <pic:cNvPicPr/>
+                  </pic:nvPicPr>
+                  <pic:blipFill>
+                    <a:blip r:embed="rId31">
+                      <a:extLst>
+                        <a:ext uri="{28A0092B-C50C-407E-A947-70E740481C1C}">
+                          <a14:useLocalDpi xmlns:a14="http://schemas.microsoft.com/office/drawing/2010/main" val="0"/>
+                        </a:ext>
+                      </a:extLst>
+                    </a:blip>
+                    <a:stretch>
+                      <a:fillRect/>
+                    </a:stretch>
+                  </pic:blipFill>
+                  <pic:spPr>
+                    <a:xfrm>
+                      <a:off x="0" y="0"/>
+                      <a:ext cx="5943600" cy="2628900"/>
+                    </a:xfrm>
+                    <a:prstGeom prst="rect">
+                      <a:avLst/>
+                    </a:prstGeom>
+                  </pic:spPr>
+                </pic:pic>
+              </a:graphicData>
+            </a:graphic>
+          </wp:inline>
+        </w:drawing>
+      </w:r>
+    </w:p>
+    <w:p>
+      <w:r>
+        <w:rPr>
+          <w:noProof/>
+        </w:rPr>
+        <w:drawing>
+          <wp:inline distT="0" distB="0" distL="0" distR="0" wp14:anchorId="6B6C5AC0" wp14:editId="36E266B8">
+            <wp:extent cx="5800726" cy="2419350"/>
+            <wp:effectExtent l="0" t="0" r="9525" b="0"/>
+            <wp:docPr id="153820789" name="Picture 20"/>
+            <wp:cNvGraphicFramePr>
+              <a:graphicFrameLocks xmlns:a="http://schemas.openxmlformats.org/drawingml/2006/main" noChangeAspect="1"/>
+            </wp:cNvGraphicFramePr>
+            <a:graphic xmlns:a="http://schemas.openxmlformats.org/drawingml/2006/main">
+              <a:graphicData uri="http://schemas.openxmlformats.org/drawingml/2006/picture">
+                <pic:pic xmlns:pic="http://schemas.openxmlformats.org/drawingml/2006/picture">
+                  <pic:nvPicPr>
+                    <pic:cNvPr id="153820789" name="Picture 153820789"/>
+                    <pic:cNvPicPr/>
+                  </pic:nvPicPr>
+                  <pic:blipFill>
+                    <a:blip r:embed="rId32">
+                      <a:extLst>
+                        <a:ext uri="{28A0092B-C50C-407E-A947-70E740481C1C}">
+                          <a14:useLocalDpi xmlns:a14="http://schemas.microsoft.com/office/drawing/2010/main" val="0"/>
+                        </a:ext>
+                      </a:extLst>
+                    </a:blip>
+                    <a:stretch>
+                      <a:fillRect/>
+                    </a:stretch>
+                  </pic:blipFill>
+                  <pic:spPr>
+                    <a:xfrm>
+                      <a:off x="0" y="0"/>
+                      <a:ext cx="5801547" cy="2419692"/>
+                    </a:xfrm>
+                    <a:prstGeom prst="rect">
+                      <a:avLst/>
+                    </a:prstGeom>
+                  </pic:spPr>
+                </pic:pic>
+              </a:graphicData>
+            </a:graphic>
+          </wp:inline>
+        </w:drawing>
+      </w:r>
+      <w:r>
+        <w:rPr>
+          <w:noProof/>
+        </w:rPr>
+        <w:drawing>
+          <wp:inline distT="0" distB="0" distL="0" distR="0" wp14:anchorId="24A3BF18" wp14:editId="24BA532D">
+            <wp:extent cx="5943600" cy="1381125"/>
+            <wp:effectExtent l="0" t="0" r="0" b="9525"/>
+            <wp:docPr id="1485078589" name="Picture 21"/>
+            <wp:cNvGraphicFramePr>
+              <a:graphicFrameLocks xmlns:a="http://schemas.openxmlformats.org/drawingml/2006/main" noChangeAspect="1"/>
+            </wp:cNvGraphicFramePr>
+            <a:graphic xmlns:a="http://schemas.openxmlformats.org/drawingml/2006/main">
+              <a:graphicData uri="http://schemas.openxmlformats.org/drawingml/2006/picture">
+                <pic:pic xmlns:pic="http://schemas.openxmlformats.org/drawingml/2006/picture">
+                  <pic:nvPicPr>
+                    <pic:cNvPr id="1485078589" name="Picture 1485078589"/>
+                    <pic:cNvPicPr/>
+                  </pic:nvPicPr>
+                  <pic:blipFill>
+                    <a:blip r:embed="rId33">
+                      <a:extLst>
+                        <a:ext uri="{28A0092B-C50C-407E-A947-70E740481C1C}">
+                          <a14:useLocalDpi xmlns:a14="http://schemas.microsoft.com/office/drawing/2010/main" val="0"/>
+                        </a:ext>
+                      </a:extLst>
+                    </a:blip>
+                    <a:stretch>
+                      <a:fillRect/>
+                    </a:stretch>
+                  </pic:blipFill>
+                  <pic:spPr>
+                    <a:xfrm>
+                      <a:off x="0" y="0"/>
+                      <a:ext cx="5943600" cy="1381125"/>
+                    </a:xfrm>
+                    <a:prstGeom prst="rect">
+                      <a:avLst/>
+                    </a:prstGeom>
+                  </pic:spPr>
+                </pic:pic>
+              </a:graphicData>
+            </a:graphic>
+          </wp:inline>
+        </w:drawing>
+      </w:r>
+      <w:r>
+        <w:rPr>
+          <w:noProof/>
+        </w:rPr>
+        <w:drawing>
+          <wp:inline distT="0" distB="0" distL="0" distR="0" wp14:anchorId="31B4C3F3" wp14:editId="2AADD91F">
+            <wp:extent cx="5943600" cy="923925"/>
+            <wp:effectExtent l="0" t="0" r="0" b="9525"/>
+            <wp:docPr id="359329758" name="Picture 22"/>
+            <wp:cNvGraphicFramePr>
+              <a:graphicFrameLocks xmlns:a="http://schemas.openxmlformats.org/drawingml/2006/main" noChangeAspect="1"/>
+            </wp:cNvGraphicFramePr>
+            <a:graphic xmlns:a="http://schemas.openxmlformats.org/drawingml/2006/main">
+              <a:graphicData uri="http://schemas.openxmlformats.org/drawingml/2006/picture">
+                <pic:pic xmlns:pic="http://schemas.openxmlformats.org/drawingml/2006/picture">
+                  <pic:nvPicPr>
+                    <pic:cNvPr id="359329758" name="Picture 359329758"/>
+                    <pic:cNvPicPr/>
+                  </pic:nvPicPr>
+                  <pic:blipFill>
+                    <a:blip r:embed="rId34">
+                      <a:extLst>
+                        <a:ext uri="{28A0092B-C50C-407E-A947-70E740481C1C}">
+                          <a14:useLocalDpi xmlns:a14="http://schemas.microsoft.com/office/drawing/2010/main" val="0"/>
+                        </a:ext>
+                      </a:extLst>
+                    </a:blip>
+                    <a:stretch>
+                      <a:fillRect/>
+                    </a:stretch>
+                  </pic:blipFill>
+                  <pic:spPr>
+                    <a:xfrm>
+                      <a:off x="0" y="0"/>
+                      <a:ext cx="5943600" cy="923925"/>
                     </a:xfrm>
                     <a:prstGeom prst="rect">
                       <a:avLst/>
